--- a/5_semestar/Engleski 1/CAS 5/TENSES REVISION.docx
+++ b/5_semestar/Engleski 1/CAS 5/TENSES REVISION.docx
@@ -1,6 +1,6 @@
 
 <file path=word/document.xml><?xml version="1.0" encoding="utf-8"?>
-<w:document xmlns:wpc="http://schemas.microsoft.com/office/word/2010/wordprocessingCanvas" xmlns:cx="http://schemas.microsoft.com/office/drawing/2014/chartex" xmlns:cx1="http://schemas.microsoft.com/office/drawing/2015/9/8/chartex" xmlns:cx2="http://schemas.microsoft.com/office/drawing/2015/10/21/chartex" xmlns:cx3="http://schemas.microsoft.com/office/drawing/2016/5/9/chartex" xmlns:cx4="http://schemas.microsoft.com/office/drawing/2016/5/10/chartex" xmlns:cx5="http://schemas.microsoft.com/office/drawing/2016/5/11/chartex" xmlns:cx6="http://schemas.microsoft.com/office/drawing/2016/5/12/chartex" xmlns:cx7="http://schemas.microsoft.com/office/drawing/2016/5/13/chartex" xmlns:cx8="http://schemas.microsoft.com/office/drawing/2016/5/14/chartex" xmlns:mc="http://schemas.openxmlformats.org/markup-compatibility/2006" xmlns:aink="http://schemas.microsoft.com/office/drawing/2016/ink" xmlns:am3d="http://schemas.microsoft.com/office/drawing/2017/model3d" xmlns:o="urn:schemas-microsoft-com:office:office" xmlns:oel="http://schemas.microsoft.com/office/2019/extlst" xmlns:r="http://schemas.openxmlformats.org/officeDocument/2006/relationships" xmlns:m="http://schemas.openxmlformats.org/officeDocument/2006/math" xmlns:v="urn:schemas-microsoft-com:vml" xmlns:wp14="http://schemas.microsoft.com/office/word/2010/wordprocessingDrawing" xmlns:wp="http://schemas.openxmlformats.org/drawingml/2006/wordprocessingDrawing" xmlns:w10="urn:schemas-microsoft-com:office:word" xmlns:w="http://schemas.openxmlformats.org/wordprocessingml/2006/main" xmlns:w14="http://schemas.microsoft.com/office/word/2010/wordml" xmlns:w15="http://schemas.microsoft.com/office/word/2012/wordml" xmlns:w16cex="http://schemas.microsoft.com/office/word/2018/wordml/cex" xmlns:w16cid="http://schemas.microsoft.com/office/word/2016/wordml/cid" xmlns:w16="http://schemas.microsoft.com/office/word/2018/wordml" xmlns:w16sdtdh="http://schemas.microsoft.com/office/word/2020/wordml/sdtdatahash" xmlns:w16se="http://schemas.microsoft.com/office/word/2015/wordml/symex" xmlns:wpg="http://schemas.microsoft.com/office/word/2010/wordprocessingGroup" xmlns:wpi="http://schemas.microsoft.com/office/word/2010/wordprocessingInk" xmlns:wne="http://schemas.microsoft.com/office/word/2006/wordml" xmlns:wps="http://schemas.microsoft.com/office/word/2010/wordprocessingShape" mc:Ignorable="w14 w15 w16se w16cid w16 w16cex w16sdtdh wp14">
+<w:document xmlns:wpc="http://schemas.microsoft.com/office/word/2010/wordprocessingCanvas" xmlns:cx="http://schemas.microsoft.com/office/drawing/2014/chartex" xmlns:cx1="http://schemas.microsoft.com/office/drawing/2015/9/8/chartex" xmlns:cx2="http://schemas.microsoft.com/office/drawing/2015/10/21/chartex" xmlns:cx3="http://schemas.microsoft.com/office/drawing/2016/5/9/chartex" xmlns:cx4="http://schemas.microsoft.com/office/drawing/2016/5/10/chartex" xmlns:cx5="http://schemas.microsoft.com/office/drawing/2016/5/11/chartex" xmlns:cx6="http://schemas.microsoft.com/office/drawing/2016/5/12/chartex" xmlns:cx7="http://schemas.microsoft.com/office/drawing/2016/5/13/chartex" xmlns:cx8="http://schemas.microsoft.com/office/drawing/2016/5/14/chartex" xmlns:mc="http://schemas.openxmlformats.org/markup-compatibility/2006" xmlns:aink="http://schemas.microsoft.com/office/drawing/2016/ink" xmlns:am3d="http://schemas.microsoft.com/office/drawing/2017/model3d" xmlns:o="urn:schemas-microsoft-com:office:office" xmlns:oel="http://schemas.microsoft.com/office/2019/extlst" xmlns:r="http://schemas.openxmlformats.org/officeDocument/2006/relationships" xmlns:m="http://schemas.openxmlformats.org/officeDocument/2006/math" xmlns:v="urn:schemas-microsoft-com:vml" xmlns:wp14="http://schemas.microsoft.com/office/word/2010/wordprocessingDrawing" xmlns:wp="http://schemas.openxmlformats.org/drawingml/2006/wordprocessingDrawing" xmlns:w10="urn:schemas-microsoft-com:office:word" xmlns:w="http://schemas.openxmlformats.org/wordprocessingml/2006/main" xmlns:w14="http://schemas.microsoft.com/office/word/2010/wordml" xmlns:w15="http://schemas.microsoft.com/office/word/2012/wordml" xmlns:w16cex="http://schemas.microsoft.com/office/word/2018/wordml/cex" xmlns:w16cid="http://schemas.microsoft.com/office/word/2016/wordml/cid" xmlns:w16="http://schemas.microsoft.com/office/word/2018/wordml" xmlns:w16du="http://schemas.microsoft.com/office/word/2023/wordml/word16du" xmlns:w16sdtdh="http://schemas.microsoft.com/office/word/2020/wordml/sdtdatahash" xmlns:w16sdtfl="http://schemas.microsoft.com/office/word/2024/wordml/sdtformatlock" xmlns:w16se="http://schemas.microsoft.com/office/word/2015/wordml/symex" xmlns:wpg="http://schemas.microsoft.com/office/word/2010/wordprocessingGroup" xmlns:wpi="http://schemas.microsoft.com/office/word/2010/wordprocessingInk" xmlns:wne="http://schemas.microsoft.com/office/word/2006/wordml" xmlns:wps="http://schemas.microsoft.com/office/word/2010/wordprocessingShape" mc:Ignorable="w14 w15 w16se w16cid w16 w16cex w16sdtdh w16sdtfl w16du wp14">
   <w:body>
     <w:p>
       <w:pPr>
@@ -93,17 +93,28 @@
           <w:i/>
           <w:sz w:val="24"/>
           <w:szCs w:val="24"/>
+          <w:highlight w:val="green"/>
           <w:lang w:val="sr-Latn-RS"/>
         </w:rPr>
-        <w:t>is applied/has been applied/is applying</w:t>
-      </w:r>
-      <w:r>
-        <w:rPr>
-          <w:rFonts w:ascii="Times New Roman" w:hAnsi="Times New Roman" w:cs="Times New Roman"/>
+        <w:t>is applied</w:t>
+      </w:r>
+      <w:r>
+        <w:rPr>
+          <w:rFonts w:ascii="Times New Roman" w:hAnsi="Times New Roman" w:cs="Times New Roman"/>
+          <w:i/>
           <w:sz w:val="24"/>
           <w:szCs w:val="24"/>
           <w:lang w:val="sr-Latn-RS"/>
         </w:rPr>
+        <w:t>/has been applied/is applying</w:t>
+      </w:r>
+      <w:r>
+        <w:rPr>
+          <w:rFonts w:ascii="Times New Roman" w:hAnsi="Times New Roman" w:cs="Times New Roman"/>
+          <w:sz w:val="24"/>
+          <w:szCs w:val="24"/>
+          <w:lang w:val="sr-Latn-RS"/>
+        </w:rPr>
         <w:t xml:space="preserve"> to solve various complex problems ranging from big data to computer vision and human-level control. Deep learning advances, however, </w:t>
       </w:r>
       <w:r>
@@ -114,15 +125,36 @@
           <w:szCs w:val="24"/>
           <w:lang w:val="sr-Latn-RS"/>
         </w:rPr>
-        <w:t>employ/have been employed/have employed</w:t>
-      </w:r>
-      <w:r>
-        <w:rPr>
-          <w:rFonts w:ascii="Times New Roman" w:hAnsi="Times New Roman" w:cs="Times New Roman"/>
-          <w:sz w:val="24"/>
-          <w:szCs w:val="24"/>
+        <w:t>employ/</w:t>
+      </w:r>
+      <w:r>
+        <w:rPr>
+          <w:rFonts w:ascii="Times New Roman" w:hAnsi="Times New Roman" w:cs="Times New Roman"/>
+          <w:i/>
+          <w:sz w:val="24"/>
+          <w:szCs w:val="24"/>
+          <w:highlight w:val="green"/>
           <w:lang w:val="sr-Latn-RS"/>
         </w:rPr>
+        <w:t>have been employed</w:t>
+      </w:r>
+      <w:r>
+        <w:rPr>
+          <w:rFonts w:ascii="Times New Roman" w:hAnsi="Times New Roman" w:cs="Times New Roman"/>
+          <w:i/>
+          <w:sz w:val="24"/>
+          <w:szCs w:val="24"/>
+          <w:lang w:val="sr-Latn-RS"/>
+        </w:rPr>
+        <w:t>/have employed</w:t>
+      </w:r>
+      <w:r>
+        <w:rPr>
+          <w:rFonts w:ascii="Times New Roman" w:hAnsi="Times New Roman" w:cs="Times New Roman"/>
+          <w:sz w:val="24"/>
+          <w:szCs w:val="24"/>
+          <w:lang w:val="sr-Latn-RS"/>
+        </w:rPr>
         <w:t xml:space="preserve"> to creat software that can cause threats to privacy, democracy and national security. One of those deep learning-powered applications recently emerged </w:t>
       </w:r>
       <w:r>
@@ -131,17 +163,28 @@
           <w:i/>
           <w:sz w:val="24"/>
           <w:szCs w:val="24"/>
+          <w:highlight w:val="green"/>
           <w:lang w:val="sr-Latn-RS"/>
         </w:rPr>
-        <w:t>is/are/have been</w:t>
-      </w:r>
-      <w:r>
-        <w:rPr>
-          <w:rFonts w:ascii="Times New Roman" w:hAnsi="Times New Roman" w:cs="Times New Roman"/>
+        <w:t>is</w:t>
+      </w:r>
+      <w:r>
+        <w:rPr>
+          <w:rFonts w:ascii="Times New Roman" w:hAnsi="Times New Roman" w:cs="Times New Roman"/>
+          <w:i/>
           <w:sz w:val="24"/>
           <w:szCs w:val="24"/>
           <w:lang w:val="sr-Latn-RS"/>
         </w:rPr>
+        <w:t>/are/have been</w:t>
+      </w:r>
+      <w:r>
+        <w:rPr>
+          <w:rFonts w:ascii="Times New Roman" w:hAnsi="Times New Roman" w:cs="Times New Roman"/>
+          <w:sz w:val="24"/>
+          <w:szCs w:val="24"/>
+          <w:lang w:val="sr-Latn-RS"/>
+        </w:rPr>
         <w:t xml:space="preserve"> </w:t>
       </w:r>
       <w:r>
@@ -150,43 +193,7 @@
           <w:sz w:val="24"/>
           <w:szCs w:val="24"/>
         </w:rPr>
-        <w:t>“</w:t>
-      </w:r>
-      <w:proofErr w:type="spellStart"/>
-      <w:r>
-        <w:rPr>
-          <w:rFonts w:ascii="Times New Roman" w:hAnsi="Times New Roman" w:cs="Times New Roman"/>
-          <w:sz w:val="24"/>
-          <w:szCs w:val="24"/>
-        </w:rPr>
-        <w:t>deepfake</w:t>
-      </w:r>
-      <w:proofErr w:type="spellEnd"/>
-      <w:r>
-        <w:rPr>
-          <w:rFonts w:ascii="Times New Roman" w:hAnsi="Times New Roman" w:cs="Times New Roman"/>
-          <w:sz w:val="24"/>
-          <w:szCs w:val="24"/>
-        </w:rPr>
-        <w:t xml:space="preserve">”. </w:t>
-      </w:r>
-      <w:proofErr w:type="spellStart"/>
-      <w:r>
-        <w:rPr>
-          <w:rFonts w:ascii="Times New Roman" w:hAnsi="Times New Roman" w:cs="Times New Roman"/>
-          <w:sz w:val="24"/>
-          <w:szCs w:val="24"/>
-        </w:rPr>
-        <w:t>Deepfake</w:t>
-      </w:r>
-      <w:proofErr w:type="spellEnd"/>
-      <w:r>
-        <w:rPr>
-          <w:rFonts w:ascii="Times New Roman" w:hAnsi="Times New Roman" w:cs="Times New Roman"/>
-          <w:sz w:val="24"/>
-          <w:szCs w:val="24"/>
-        </w:rPr>
-        <w:t xml:space="preserve"> algorithms can create fake images and videos that humans cannot distinguish from authentic ones. The proposal of technologies that can automatically detect and assess the integrity of digital visual media is therefore indispensable. This paper </w:t>
+        <w:t xml:space="preserve">“deepfake”. Deepfake algorithms can create fake images and videos that humans cannot distinguish from authentic ones. The proposal of technologies that can automatically detect and assess the integrity of digital visual media is therefore indispensable. This paper </w:t>
       </w:r>
       <w:r>
         <w:rPr>
@@ -194,52 +201,9 @@
           <w:i/>
           <w:sz w:val="24"/>
           <w:szCs w:val="24"/>
-        </w:rPr>
-        <w:t>presents/is presenting/has presented</w:t>
-      </w:r>
-      <w:r>
-        <w:rPr>
-          <w:rFonts w:ascii="Times New Roman" w:hAnsi="Times New Roman" w:cs="Times New Roman"/>
-          <w:sz w:val="24"/>
-          <w:szCs w:val="24"/>
-        </w:rPr>
-        <w:t xml:space="preserve"> a survey of algorithms used to create </w:t>
-      </w:r>
-      <w:proofErr w:type="spellStart"/>
-      <w:r>
-        <w:rPr>
-          <w:rFonts w:ascii="Times New Roman" w:hAnsi="Times New Roman" w:cs="Times New Roman"/>
-          <w:sz w:val="24"/>
-          <w:szCs w:val="24"/>
-        </w:rPr>
-        <w:t>deepfakes</w:t>
-      </w:r>
-      <w:proofErr w:type="spellEnd"/>
-      <w:r>
-        <w:rPr>
-          <w:rFonts w:ascii="Times New Roman" w:hAnsi="Times New Roman" w:cs="Times New Roman"/>
-          <w:sz w:val="24"/>
-          <w:szCs w:val="24"/>
-        </w:rPr>
-        <w:t xml:space="preserve"> and, more importantly, methods proposed to detect </w:t>
-      </w:r>
-      <w:proofErr w:type="spellStart"/>
-      <w:r>
-        <w:rPr>
-          <w:rFonts w:ascii="Times New Roman" w:hAnsi="Times New Roman" w:cs="Times New Roman"/>
-          <w:sz w:val="24"/>
-          <w:szCs w:val="24"/>
-        </w:rPr>
-        <w:t>deepfakes</w:t>
-      </w:r>
-      <w:proofErr w:type="spellEnd"/>
-      <w:r>
-        <w:rPr>
-          <w:rFonts w:ascii="Times New Roman" w:hAnsi="Times New Roman" w:cs="Times New Roman"/>
-          <w:sz w:val="24"/>
-          <w:szCs w:val="24"/>
-        </w:rPr>
-        <w:t xml:space="preserve"> in the literature to date. We </w:t>
+          <w:highlight w:val="green"/>
+        </w:rPr>
+        <w:t>presents</w:t>
       </w:r>
       <w:r>
         <w:rPr>
@@ -248,69 +212,15 @@
           <w:sz w:val="24"/>
           <w:szCs w:val="24"/>
         </w:rPr>
-        <w:t>have presented/are presenting/present</w:t>
-      </w:r>
-      <w:r>
-        <w:rPr>
-          <w:rFonts w:ascii="Times New Roman" w:hAnsi="Times New Roman" w:cs="Times New Roman"/>
-          <w:sz w:val="24"/>
-          <w:szCs w:val="24"/>
-        </w:rPr>
-        <w:t xml:space="preserve"> extensive discussions on challenges, research trends and directions related to </w:t>
-      </w:r>
-      <w:proofErr w:type="spellStart"/>
-      <w:r>
-        <w:rPr>
-          <w:rFonts w:ascii="Times New Roman" w:hAnsi="Times New Roman" w:cs="Times New Roman"/>
-          <w:sz w:val="24"/>
-          <w:szCs w:val="24"/>
-        </w:rPr>
-        <w:t>deepfake</w:t>
-      </w:r>
-      <w:proofErr w:type="spellEnd"/>
-      <w:r>
-        <w:rPr>
-          <w:rFonts w:ascii="Times New Roman" w:hAnsi="Times New Roman" w:cs="Times New Roman"/>
-          <w:sz w:val="24"/>
-          <w:szCs w:val="24"/>
-        </w:rPr>
-        <w:t xml:space="preserve"> technologies. By reviewing the background of </w:t>
-      </w:r>
-      <w:proofErr w:type="spellStart"/>
-      <w:r>
-        <w:rPr>
-          <w:rFonts w:ascii="Times New Roman" w:hAnsi="Times New Roman" w:cs="Times New Roman"/>
-          <w:sz w:val="24"/>
-          <w:szCs w:val="24"/>
-        </w:rPr>
-        <w:t>deepfakes</w:t>
-      </w:r>
-      <w:proofErr w:type="spellEnd"/>
-      <w:r>
-        <w:rPr>
-          <w:rFonts w:ascii="Times New Roman" w:hAnsi="Times New Roman" w:cs="Times New Roman"/>
-          <w:sz w:val="24"/>
-          <w:szCs w:val="24"/>
-        </w:rPr>
-        <w:t xml:space="preserve"> and state-of-the-art </w:t>
-      </w:r>
-      <w:proofErr w:type="spellStart"/>
-      <w:r>
-        <w:rPr>
-          <w:rFonts w:ascii="Times New Roman" w:hAnsi="Times New Roman" w:cs="Times New Roman"/>
-          <w:sz w:val="24"/>
-          <w:szCs w:val="24"/>
-        </w:rPr>
-        <w:t>deepfake</w:t>
-      </w:r>
-      <w:proofErr w:type="spellEnd"/>
-      <w:r>
-        <w:rPr>
-          <w:rFonts w:ascii="Times New Roman" w:hAnsi="Times New Roman" w:cs="Times New Roman"/>
-          <w:sz w:val="24"/>
-          <w:szCs w:val="24"/>
-        </w:rPr>
-        <w:t xml:space="preserve"> detection methods, this study </w:t>
+        <w:t>/is presenting/has presented</w:t>
+      </w:r>
+      <w:r>
+        <w:rPr>
+          <w:rFonts w:ascii="Times New Roman" w:hAnsi="Times New Roman" w:cs="Times New Roman"/>
+          <w:sz w:val="24"/>
+          <w:szCs w:val="24"/>
+        </w:rPr>
+        <w:t xml:space="preserve"> a survey of algorithms used to create deepfakes and, more importantly, methods proposed to detect deepfakes in the literature to date. We </w:t>
       </w:r>
       <w:r>
         <w:rPr>
@@ -319,33 +229,7 @@
           <w:sz w:val="24"/>
           <w:szCs w:val="24"/>
         </w:rPr>
-        <w:t>provide/is provided/provides</w:t>
-      </w:r>
-      <w:r>
-        <w:rPr>
-          <w:rFonts w:ascii="Times New Roman" w:hAnsi="Times New Roman" w:cs="Times New Roman"/>
-          <w:sz w:val="24"/>
-          <w:szCs w:val="24"/>
-        </w:rPr>
-        <w:t xml:space="preserve"> a comprehensive overview of </w:t>
-      </w:r>
-      <w:proofErr w:type="spellStart"/>
-      <w:r>
-        <w:rPr>
-          <w:rFonts w:ascii="Times New Roman" w:hAnsi="Times New Roman" w:cs="Times New Roman"/>
-          <w:sz w:val="24"/>
-          <w:szCs w:val="24"/>
-        </w:rPr>
-        <w:t>deepfake</w:t>
-      </w:r>
-      <w:proofErr w:type="spellEnd"/>
-      <w:r>
-        <w:rPr>
-          <w:rFonts w:ascii="Times New Roman" w:hAnsi="Times New Roman" w:cs="Times New Roman"/>
-          <w:sz w:val="24"/>
-          <w:szCs w:val="24"/>
-        </w:rPr>
-        <w:t xml:space="preserve"> techniques and </w:t>
+        <w:t>have presented/are presenting/</w:t>
       </w:r>
       <w:r>
         <w:rPr>
@@ -353,34 +237,71 @@
           <w:i/>
           <w:sz w:val="24"/>
           <w:szCs w:val="24"/>
-        </w:rPr>
-        <w:t>have facilitated/has facilitated/facilitates</w:t>
-      </w:r>
-      <w:r>
-        <w:rPr>
-          <w:rFonts w:ascii="Times New Roman" w:hAnsi="Times New Roman" w:cs="Times New Roman"/>
-          <w:sz w:val="24"/>
-          <w:szCs w:val="24"/>
-        </w:rPr>
-        <w:t xml:space="preserve"> the development of new and more robust methods to deal with the increasingly challenging </w:t>
-      </w:r>
-      <w:proofErr w:type="spellStart"/>
-      <w:r>
-        <w:rPr>
-          <w:rFonts w:ascii="Times New Roman" w:hAnsi="Times New Roman" w:cs="Times New Roman"/>
-          <w:sz w:val="24"/>
-          <w:szCs w:val="24"/>
-        </w:rPr>
-        <w:t>deepfakes</w:t>
-      </w:r>
-      <w:proofErr w:type="spellEnd"/>
-      <w:r>
-        <w:rPr>
-          <w:rFonts w:ascii="Times New Roman" w:hAnsi="Times New Roman" w:cs="Times New Roman"/>
-          <w:sz w:val="24"/>
-          <w:szCs w:val="24"/>
-        </w:rPr>
-        <w:t xml:space="preserve">. </w:t>
+          <w:highlight w:val="green"/>
+        </w:rPr>
+        <w:t>present</w:t>
+      </w:r>
+      <w:r>
+        <w:rPr>
+          <w:rFonts w:ascii="Times New Roman" w:hAnsi="Times New Roman" w:cs="Times New Roman"/>
+          <w:sz w:val="24"/>
+          <w:szCs w:val="24"/>
+        </w:rPr>
+        <w:t xml:space="preserve"> extensive discussions on challenges, research trends and directions related to deepfake technologies. By reviewing the background of deepfakes and state-of-the-art deepfake detection methods, this study </w:t>
+      </w:r>
+      <w:r>
+        <w:rPr>
+          <w:rFonts w:ascii="Times New Roman" w:hAnsi="Times New Roman" w:cs="Times New Roman"/>
+          <w:i/>
+          <w:sz w:val="24"/>
+          <w:szCs w:val="24"/>
+        </w:rPr>
+        <w:t>provide/is provided/</w:t>
+      </w:r>
+      <w:r>
+        <w:rPr>
+          <w:rFonts w:ascii="Times New Roman" w:hAnsi="Times New Roman" w:cs="Times New Roman"/>
+          <w:i/>
+          <w:sz w:val="24"/>
+          <w:szCs w:val="24"/>
+          <w:highlight w:val="green"/>
+        </w:rPr>
+        <w:t>provides</w:t>
+      </w:r>
+      <w:r>
+        <w:rPr>
+          <w:rFonts w:ascii="Times New Roman" w:hAnsi="Times New Roman" w:cs="Times New Roman"/>
+          <w:sz w:val="24"/>
+          <w:szCs w:val="24"/>
+        </w:rPr>
+        <w:t xml:space="preserve"> a comprehensive overview of deepfake techniques and </w:t>
+      </w:r>
+      <w:r>
+        <w:rPr>
+          <w:rFonts w:ascii="Times New Roman" w:hAnsi="Times New Roman" w:cs="Times New Roman"/>
+          <w:i/>
+          <w:sz w:val="24"/>
+          <w:szCs w:val="24"/>
+        </w:rPr>
+        <w:t>have facilitated/has facilitated/</w:t>
+      </w:r>
+      <w:r>
+        <w:rPr>
+          <w:rFonts w:ascii="Times New Roman" w:hAnsi="Times New Roman" w:cs="Times New Roman"/>
+          <w:i/>
+          <w:sz w:val="24"/>
+          <w:szCs w:val="24"/>
+          <w:highlight w:val="green"/>
+        </w:rPr>
+        <w:t>facilitates</w:t>
+      </w:r>
+      <w:r>
+        <w:rPr>
+          <w:rFonts w:ascii="Times New Roman" w:hAnsi="Times New Roman" w:cs="Times New Roman"/>
+          <w:sz w:val="24"/>
+          <w:szCs w:val="24"/>
+        </w:rPr>
+        <w:t xml:space="preserve"> the development of new and more robust methods to deal with the increasingly challenging deepfakes. </w:t>
       </w:r>
     </w:p>
     <w:p>
@@ -525,7 +446,49 @@
           <w:sz w:val="24"/>
           <w:szCs w:val="24"/>
         </w:rPr>
-        <w:t xml:space="preserve">______ to further benefit human life and society and areas such as information services, manufacturing, mobility, environment, healthcare, science. However, rapid advances also ____________ large risks. Here we __________ expected benefits and potential risks of AI and </w:t>
+        <w:t>______ to further benefit human life and society and areas such as information services, manufacturing, mobility, environment, healthcare, science. However, rapid advances also ____</w:t>
+      </w:r>
+      <w:proofErr w:type="gramStart"/>
+      <w:r>
+        <w:rPr>
+          <w:rFonts w:ascii="Times New Roman" w:hAnsi="Times New Roman" w:cs="Times New Roman"/>
+          <w:sz w:val="24"/>
+          <w:szCs w:val="24"/>
+        </w:rPr>
+        <w:t>__</w:t>
+      </w:r>
+      <w:r>
+        <w:rPr>
+          <w:rFonts w:ascii="Times New Roman" w:hAnsi="Times New Roman" w:cs="Times New Roman"/>
+          <w:sz w:val="24"/>
+          <w:szCs w:val="24"/>
+        </w:rPr>
+        <w:t>pose</w:t>
+      </w:r>
+      <w:proofErr w:type="gramEnd"/>
+      <w:r>
+        <w:rPr>
+          <w:rFonts w:ascii="Times New Roman" w:hAnsi="Times New Roman" w:cs="Times New Roman"/>
+          <w:sz w:val="24"/>
+          <w:szCs w:val="24"/>
+        </w:rPr>
+        <w:t>______ large risks. Here we ____</w:t>
+      </w:r>
+      <w:r>
+        <w:rPr>
+          <w:rFonts w:ascii="Times New Roman" w:hAnsi="Times New Roman" w:cs="Times New Roman"/>
+          <w:sz w:val="24"/>
+          <w:szCs w:val="24"/>
+        </w:rPr>
+        <w:t>consider</w:t>
+      </w:r>
+      <w:r>
+        <w:rPr>
+          <w:rFonts w:ascii="Times New Roman" w:hAnsi="Times New Roman" w:cs="Times New Roman"/>
+          <w:sz w:val="24"/>
+          <w:szCs w:val="24"/>
+        </w:rPr>
+        <w:t xml:space="preserve">______ expected benefits and potential risks of AI and </w:t>
       </w:r>
       <w:proofErr w:type="spellStart"/>
       <w:r>
@@ -543,7 +506,41 @@
           <w:sz w:val="24"/>
           <w:szCs w:val="24"/>
         </w:rPr>
-        <w:t xml:space="preserve"> and how these technologies ____________ so as to minimize undesirable outcomes. </w:t>
+        <w:t xml:space="preserve"> and how these technologies ______</w:t>
+      </w:r>
+      <w:r>
+        <w:rPr>
+          <w:rFonts w:ascii="Times New Roman" w:hAnsi="Times New Roman" w:cs="Times New Roman"/>
+          <w:sz w:val="24"/>
+          <w:szCs w:val="24"/>
+        </w:rPr>
+        <w:t>can be managed</w:t>
+      </w:r>
+      <w:r>
+        <w:rPr>
+          <w:rFonts w:ascii="Times New Roman" w:hAnsi="Times New Roman" w:cs="Times New Roman"/>
+          <w:sz w:val="24"/>
+          <w:szCs w:val="24"/>
+        </w:rPr>
+        <w:t xml:space="preserve">______ </w:t>
+      </w:r>
+      <w:proofErr w:type="gramStart"/>
+      <w:r>
+        <w:rPr>
+          <w:rFonts w:ascii="Times New Roman" w:hAnsi="Times New Roman" w:cs="Times New Roman"/>
+          <w:sz w:val="24"/>
+          <w:szCs w:val="24"/>
+        </w:rPr>
+        <w:t>so as to</w:t>
+      </w:r>
+      <w:proofErr w:type="gramEnd"/>
+      <w:r>
+        <w:rPr>
+          <w:rFonts w:ascii="Times New Roman" w:hAnsi="Times New Roman" w:cs="Times New Roman"/>
+          <w:sz w:val="24"/>
+          <w:szCs w:val="24"/>
+        </w:rPr>
+        <w:t xml:space="preserve"> minimize undesirable outcomes. </w:t>
       </w:r>
     </w:p>
     <w:p>
@@ -561,16 +558,56 @@
           <w:sz w:val="24"/>
           <w:szCs w:val="24"/>
         </w:rPr>
-        <w:t xml:space="preserve">This article __________ on presentations and discussions at the International Symposium on AI and Brain Science held online in October 2020 (brain-ai.jp/symposium2020/). In the following sections, we first ___________ how AI and brain science _______ and what else can be learned </w:t>
-      </w:r>
-      <w:r>
-        <w:rPr>
-          <w:rFonts w:ascii="Times New Roman" w:hAnsi="Times New Roman" w:cs="Times New Roman"/>
-          <w:sz w:val="24"/>
-          <w:szCs w:val="24"/>
-        </w:rPr>
         <w:lastRenderedPageBreak/>
-        <w:t xml:space="preserve">from the brain to guide future progress of AI. We then review how progress in AI and </w:t>
+        <w:t>This article _____</w:t>
+      </w:r>
+      <w:r>
+        <w:rPr>
+          <w:rFonts w:ascii="Times New Roman" w:hAnsi="Times New Roman" w:cs="Times New Roman"/>
+          <w:sz w:val="24"/>
+          <w:szCs w:val="24"/>
+        </w:rPr>
+        <w:t>is based</w:t>
+      </w:r>
+      <w:r>
+        <w:rPr>
+          <w:rFonts w:ascii="Times New Roman" w:hAnsi="Times New Roman" w:cs="Times New Roman"/>
+          <w:sz w:val="24"/>
+          <w:szCs w:val="24"/>
+        </w:rPr>
+        <w:t>_____ on presentations and discussions at the International Symposium on AI and Brain Science held online in October 2020 (brain-ai.jp/symposium2020/). In the following sections, we first _____</w:t>
+      </w:r>
+      <w:r>
+        <w:rPr>
+          <w:rFonts w:ascii="Times New Roman" w:hAnsi="Times New Roman" w:cs="Times New Roman"/>
+          <w:sz w:val="24"/>
+          <w:szCs w:val="24"/>
+        </w:rPr>
+        <w:t>review</w:t>
+      </w:r>
+      <w:r>
+        <w:rPr>
+          <w:rFonts w:ascii="Times New Roman" w:hAnsi="Times New Roman" w:cs="Times New Roman"/>
+          <w:sz w:val="24"/>
+          <w:szCs w:val="24"/>
+        </w:rPr>
+        <w:t>______ how AI and brain science ___</w:t>
+      </w:r>
+      <w:r>
+        <w:rPr>
+          <w:rFonts w:ascii="Times New Roman" w:hAnsi="Times New Roman" w:cs="Times New Roman"/>
+          <w:sz w:val="24"/>
+          <w:szCs w:val="24"/>
+        </w:rPr>
+        <w:t>have co-evolved</w:t>
+      </w:r>
+      <w:r>
+        <w:rPr>
+          <w:rFonts w:ascii="Times New Roman" w:hAnsi="Times New Roman" w:cs="Times New Roman"/>
+          <w:sz w:val="24"/>
+          <w:szCs w:val="24"/>
+        </w:rPr>
+        <w:t xml:space="preserve">____ and what else can be learned from the brain to guide future progress of AI. We then review how progress in AI and </w:t>
       </w:r>
       <w:proofErr w:type="spellStart"/>
       <w:r>
@@ -588,7 +625,41 @@
           <w:sz w:val="24"/>
           <w:szCs w:val="24"/>
         </w:rPr>
-        <w:t xml:space="preserve"> ___________ helpful innovations, with a focus on the potential of AI to promote scientific discoveries. We then consider the risks associated with AI and </w:t>
+        <w:t xml:space="preserve"> _____</w:t>
+      </w:r>
+      <w:proofErr w:type="gramStart"/>
+      <w:r>
+        <w:rPr>
+          <w:rFonts w:ascii="Times New Roman" w:hAnsi="Times New Roman" w:cs="Times New Roman"/>
+          <w:sz w:val="24"/>
+          <w:szCs w:val="24"/>
+        </w:rPr>
+        <w:t>_</w:t>
+      </w:r>
+      <w:r>
+        <w:rPr>
+          <w:rFonts w:ascii="Times New Roman" w:hAnsi="Times New Roman" w:cs="Times New Roman"/>
+          <w:sz w:val="24"/>
+          <w:szCs w:val="24"/>
+        </w:rPr>
+        <w:t>can</w:t>
+      </w:r>
+      <w:proofErr w:type="gramEnd"/>
+      <w:r>
+        <w:rPr>
+          <w:rFonts w:ascii="Times New Roman" w:hAnsi="Times New Roman" w:cs="Times New Roman"/>
+          <w:sz w:val="24"/>
+          <w:szCs w:val="24"/>
+        </w:rPr>
+        <w:t xml:space="preserve"> deliver</w:t>
+      </w:r>
+      <w:r>
+        <w:rPr>
+          <w:rFonts w:ascii="Times New Roman" w:hAnsi="Times New Roman" w:cs="Times New Roman"/>
+          <w:sz w:val="24"/>
+          <w:szCs w:val="24"/>
+        </w:rPr>
+        <w:t xml:space="preserve">_____ helpful innovations, with a focus on the potential of AI to promote scientific discoveries. We then consider the risks associated with AI and </w:t>
       </w:r>
       <w:proofErr w:type="spellStart"/>
       <w:r>
@@ -606,7 +677,39 @@
           <w:sz w:val="24"/>
           <w:szCs w:val="24"/>
         </w:rPr>
-        <w:t xml:space="preserve">, including intentional misuse, unintended side effects, and loss of control. We then consider ethics and governance of AI, with two specific viewpoints. For the issue of goal misspecification by AI systems, a theoretical framework of assistance games ___________, in which AI agents continually __________ human preferences, rather than </w:t>
+        <w:t>, including intentional misuse, unintended side effects, and loss of control. We then consider ethics and governance of AI, with two specific viewpoints. For the issue of goal misspecification by AI systems, a theoretical framework of assistance games _____</w:t>
+      </w:r>
+      <w:r>
+        <w:rPr>
+          <w:rFonts w:ascii="Times New Roman" w:hAnsi="Times New Roman" w:cs="Times New Roman"/>
+          <w:sz w:val="24"/>
+          <w:szCs w:val="24"/>
+        </w:rPr>
+        <w:t>is proposed</w:t>
+      </w:r>
+      <w:r>
+        <w:rPr>
+          <w:rFonts w:ascii="Times New Roman" w:hAnsi="Times New Roman" w:cs="Times New Roman"/>
+          <w:sz w:val="24"/>
+          <w:szCs w:val="24"/>
+        </w:rPr>
+        <w:t>______, in which AI agents continually _____</w:t>
+      </w:r>
+      <w:r>
+        <w:rPr>
+          <w:rFonts w:ascii="Times New Roman" w:hAnsi="Times New Roman" w:cs="Times New Roman"/>
+          <w:sz w:val="24"/>
+          <w:szCs w:val="24"/>
+        </w:rPr>
+        <w:t>infer</w:t>
+      </w:r>
+      <w:r>
+        <w:rPr>
+          <w:rFonts w:ascii="Times New Roman" w:hAnsi="Times New Roman" w:cs="Times New Roman"/>
+          <w:sz w:val="24"/>
+          <w:szCs w:val="24"/>
+        </w:rPr>
+        <w:t xml:space="preserve">_____ human preferences, rather than </w:t>
       </w:r>
       <w:proofErr w:type="spellStart"/>
       <w:r>
@@ -624,6 +727,276 @@
           <w:sz w:val="24"/>
           <w:szCs w:val="24"/>
         </w:rPr>
+        <w:t xml:space="preserve"> a specific goal. Another view ______</w:t>
+      </w:r>
+      <w:r>
+        <w:rPr>
+          <w:rFonts w:ascii="Times New Roman" w:hAnsi="Times New Roman" w:cs="Times New Roman"/>
+          <w:sz w:val="24"/>
+          <w:szCs w:val="24"/>
+        </w:rPr>
+        <w:t>is proposed</w:t>
+      </w:r>
+      <w:r>
+        <w:rPr>
+          <w:rFonts w:ascii="Times New Roman" w:hAnsi="Times New Roman" w:cs="Times New Roman"/>
+          <w:sz w:val="24"/>
+          <w:szCs w:val="24"/>
+        </w:rPr>
+        <w:t xml:space="preserve">______, by learning from the history of human society, to implement democratic peer reviewing among open-source, explainable. AI agents, to avoid </w:t>
+      </w:r>
+      <w:proofErr w:type="spellStart"/>
+      <w:r>
+        <w:rPr>
+          <w:rFonts w:ascii="Times New Roman" w:hAnsi="Times New Roman" w:cs="Times New Roman"/>
+          <w:sz w:val="24"/>
+          <w:szCs w:val="24"/>
+        </w:rPr>
+        <w:t>catastrophies</w:t>
+      </w:r>
+      <w:proofErr w:type="spellEnd"/>
+      <w:r>
+        <w:rPr>
+          <w:rFonts w:ascii="Times New Roman" w:hAnsi="Times New Roman" w:cs="Times New Roman"/>
+          <w:sz w:val="24"/>
+          <w:szCs w:val="24"/>
+        </w:rPr>
+        <w:t xml:space="preserve"> by over-concentration of power. </w:t>
+      </w:r>
+    </w:p>
+    <w:p>
+      <w:pPr>
+        <w:jc w:val="both"/>
+        <w:rPr>
+          <w:rFonts w:ascii="Times New Roman" w:hAnsi="Times New Roman" w:cs="Times New Roman"/>
+          <w:sz w:val="24"/>
+          <w:szCs w:val="24"/>
+        </w:rPr>
+      </w:pPr>
+    </w:p>
+    <w:p>
+      <w:pPr>
+        <w:jc w:val="both"/>
+        <w:rPr>
+          <w:rFonts w:ascii="Times New Roman" w:hAnsi="Times New Roman" w:cs="Times New Roman"/>
+          <w:sz w:val="24"/>
+          <w:szCs w:val="24"/>
+        </w:rPr>
+      </w:pPr>
+      <w:r>
+        <w:rPr>
+          <w:rFonts w:ascii="Times New Roman" w:hAnsi="Times New Roman" w:cs="Times New Roman"/>
+          <w:sz w:val="24"/>
+          <w:szCs w:val="24"/>
+        </w:rPr>
+        <w:t xml:space="preserve">Artificial intelligence _______has made_____ remarkable progress in the last several years. Computers can now see, listen, drive a car, in some cases as well as humans, or even better. Machine translation _____is_______ no longer an embarrassment. Much of today’s </w:t>
+      </w:r>
+      <w:proofErr w:type="gramStart"/>
+      <w:r>
+        <w:rPr>
+          <w:rFonts w:ascii="Times New Roman" w:hAnsi="Times New Roman" w:cs="Times New Roman"/>
+          <w:sz w:val="24"/>
+          <w:szCs w:val="24"/>
+        </w:rPr>
+        <w:t>AI __</w:t>
+      </w:r>
+      <w:proofErr w:type="gramEnd"/>
+      <w:r>
+        <w:rPr>
+          <w:rFonts w:ascii="Times New Roman" w:hAnsi="Times New Roman" w:cs="Times New Roman"/>
+          <w:sz w:val="24"/>
+          <w:szCs w:val="24"/>
+        </w:rPr>
+        <w:t xml:space="preserve">_____is based__ on deep learning, a brain-inspired machine learning framework. Together with other brain-inspired and statistical approaches, AI ______is </w:t>
+      </w:r>
+      <w:proofErr w:type="gramStart"/>
+      <w:r>
+        <w:rPr>
+          <w:rFonts w:ascii="Times New Roman" w:hAnsi="Times New Roman" w:cs="Times New Roman"/>
+          <w:sz w:val="24"/>
+          <w:szCs w:val="24"/>
+        </w:rPr>
+        <w:t>expected__</w:t>
+      </w:r>
+      <w:proofErr w:type="gramEnd"/>
+      <w:r>
+        <w:rPr>
+          <w:rFonts w:ascii="Times New Roman" w:hAnsi="Times New Roman" w:cs="Times New Roman"/>
+          <w:sz w:val="24"/>
+          <w:szCs w:val="24"/>
+        </w:rPr>
+        <w:t xml:space="preserve">____ to further benefit human life and society and areas such as information services, manufacturing, mobility, environment, healthcare, science. However, rapid advances also ____________ large risks. Here we __________ expected benefits and potential risks of AI and </w:t>
+      </w:r>
+      <w:proofErr w:type="spellStart"/>
+      <w:r>
+        <w:rPr>
+          <w:rFonts w:ascii="Times New Roman" w:hAnsi="Times New Roman" w:cs="Times New Roman"/>
+          <w:sz w:val="24"/>
+          <w:szCs w:val="24"/>
+        </w:rPr>
+        <w:t>neurotechnologies</w:t>
+      </w:r>
+      <w:proofErr w:type="spellEnd"/>
+      <w:r>
+        <w:rPr>
+          <w:rFonts w:ascii="Times New Roman" w:hAnsi="Times New Roman" w:cs="Times New Roman"/>
+          <w:sz w:val="24"/>
+          <w:szCs w:val="24"/>
+        </w:rPr>
+        <w:t xml:space="preserve"> and how these technologies ____________ </w:t>
+      </w:r>
+      <w:proofErr w:type="gramStart"/>
+      <w:r>
+        <w:rPr>
+          <w:rFonts w:ascii="Times New Roman" w:hAnsi="Times New Roman" w:cs="Times New Roman"/>
+          <w:sz w:val="24"/>
+          <w:szCs w:val="24"/>
+        </w:rPr>
+        <w:t>so as to</w:t>
+      </w:r>
+      <w:proofErr w:type="gramEnd"/>
+      <w:r>
+        <w:rPr>
+          <w:rFonts w:ascii="Times New Roman" w:hAnsi="Times New Roman" w:cs="Times New Roman"/>
+          <w:sz w:val="24"/>
+          <w:szCs w:val="24"/>
+        </w:rPr>
+        <w:t xml:space="preserve"> minimize undesirable outcomes. </w:t>
+      </w:r>
+    </w:p>
+    <w:p>
+      <w:pPr>
+        <w:jc w:val="both"/>
+        <w:rPr>
+          <w:rFonts w:ascii="Times New Roman" w:hAnsi="Times New Roman" w:cs="Times New Roman"/>
+          <w:sz w:val="24"/>
+          <w:szCs w:val="24"/>
+        </w:rPr>
+      </w:pPr>
+      <w:r>
+        <w:rPr>
+          <w:rFonts w:ascii="Times New Roman" w:hAnsi="Times New Roman" w:cs="Times New Roman"/>
+          <w:sz w:val="24"/>
+          <w:szCs w:val="24"/>
+        </w:rPr>
+        <w:t xml:space="preserve">This </w:t>
+      </w:r>
+      <w:proofErr w:type="gramStart"/>
+      <w:r>
+        <w:rPr>
+          <w:rFonts w:ascii="Times New Roman" w:hAnsi="Times New Roman" w:cs="Times New Roman"/>
+          <w:sz w:val="24"/>
+          <w:szCs w:val="24"/>
+        </w:rPr>
+        <w:t>article __</w:t>
+      </w:r>
+      <w:proofErr w:type="gramEnd"/>
+      <w:r>
+        <w:rPr>
+          <w:rFonts w:ascii="Times New Roman" w:hAnsi="Times New Roman" w:cs="Times New Roman"/>
+          <w:sz w:val="24"/>
+          <w:szCs w:val="24"/>
+        </w:rPr>
+        <w:t xml:space="preserve">________ on presentations and discussions at the International Symposium on AI and Brain Science held online in October 2020 (brain-ai.jp/symposium2020/). In the following sections, we </w:t>
+      </w:r>
+      <w:proofErr w:type="gramStart"/>
+      <w:r>
+        <w:rPr>
+          <w:rFonts w:ascii="Times New Roman" w:hAnsi="Times New Roman" w:cs="Times New Roman"/>
+          <w:sz w:val="24"/>
+          <w:szCs w:val="24"/>
+        </w:rPr>
+        <w:t>first __</w:t>
+      </w:r>
+      <w:proofErr w:type="gramEnd"/>
+      <w:r>
+        <w:rPr>
+          <w:rFonts w:ascii="Times New Roman" w:hAnsi="Times New Roman" w:cs="Times New Roman"/>
+          <w:sz w:val="24"/>
+          <w:szCs w:val="24"/>
+        </w:rPr>
+        <w:t xml:space="preserve">_________ how AI and brain science _______ and what else can be learned from the brain to guide future progress of AI. We then review how progress in AI and </w:t>
+      </w:r>
+      <w:proofErr w:type="spellStart"/>
+      <w:proofErr w:type="gramStart"/>
+      <w:r>
+        <w:rPr>
+          <w:rFonts w:ascii="Times New Roman" w:hAnsi="Times New Roman" w:cs="Times New Roman"/>
+          <w:sz w:val="24"/>
+          <w:szCs w:val="24"/>
+        </w:rPr>
+        <w:t>neurotechnologies</w:t>
+      </w:r>
+      <w:proofErr w:type="spellEnd"/>
+      <w:r>
+        <w:rPr>
+          <w:rFonts w:ascii="Times New Roman" w:hAnsi="Times New Roman" w:cs="Times New Roman"/>
+          <w:sz w:val="24"/>
+          <w:szCs w:val="24"/>
+        </w:rPr>
+        <w:t xml:space="preserve"> __</w:t>
+      </w:r>
+      <w:proofErr w:type="gramEnd"/>
+      <w:r>
+        <w:rPr>
+          <w:rFonts w:ascii="Times New Roman" w:hAnsi="Times New Roman" w:cs="Times New Roman"/>
+          <w:sz w:val="24"/>
+          <w:szCs w:val="24"/>
+        </w:rPr>
+        <w:t xml:space="preserve">_________ helpful innovations, with a focus on the potential of AI to promote scientific discoveries. We then consider the risks associated with AI and </w:t>
+      </w:r>
+      <w:proofErr w:type="spellStart"/>
+      <w:r>
+        <w:rPr>
+          <w:rFonts w:ascii="Times New Roman" w:hAnsi="Times New Roman" w:cs="Times New Roman"/>
+          <w:sz w:val="24"/>
+          <w:szCs w:val="24"/>
+        </w:rPr>
+        <w:t>neurotechnologies</w:t>
+      </w:r>
+      <w:proofErr w:type="spellEnd"/>
+      <w:r>
+        <w:rPr>
+          <w:rFonts w:ascii="Times New Roman" w:hAnsi="Times New Roman" w:cs="Times New Roman"/>
+          <w:sz w:val="24"/>
+          <w:szCs w:val="24"/>
+        </w:rPr>
+        <w:t xml:space="preserve">, including intentional misuse, unintended side effects, and loss of control. We then consider ethics and governance of AI, with two specific viewpoints. For the issue of goal misspecification by AI systems, a theoretical framework of assistance </w:t>
+      </w:r>
+      <w:proofErr w:type="gramStart"/>
+      <w:r>
+        <w:rPr>
+          <w:rFonts w:ascii="Times New Roman" w:hAnsi="Times New Roman" w:cs="Times New Roman"/>
+          <w:sz w:val="24"/>
+          <w:szCs w:val="24"/>
+        </w:rPr>
+        <w:t>games __</w:t>
+      </w:r>
+      <w:proofErr w:type="gramEnd"/>
+      <w:r>
+        <w:rPr>
+          <w:rFonts w:ascii="Times New Roman" w:hAnsi="Times New Roman" w:cs="Times New Roman"/>
+          <w:sz w:val="24"/>
+          <w:szCs w:val="24"/>
+        </w:rPr>
+        <w:t xml:space="preserve">_________, in which AI agents continually __________ human preferences, rather than </w:t>
+      </w:r>
+      <w:proofErr w:type="spellStart"/>
+      <w:r>
+        <w:rPr>
+          <w:rFonts w:ascii="Times New Roman" w:hAnsi="Times New Roman" w:cs="Times New Roman"/>
+          <w:sz w:val="24"/>
+          <w:szCs w:val="24"/>
+        </w:rPr>
+        <w:t>persuing</w:t>
+      </w:r>
+      <w:proofErr w:type="spellEnd"/>
+      <w:r>
+        <w:rPr>
+          <w:rFonts w:ascii="Times New Roman" w:hAnsi="Times New Roman" w:cs="Times New Roman"/>
+          <w:sz w:val="24"/>
+          <w:szCs w:val="24"/>
+        </w:rPr>
         <w:t xml:space="preserve"> a specific goal. Another view ____________, by learning from the history of human society, to implement democratic peer reviewing among open-source, explainable. AI agents, to avoid </w:t>
       </w:r>
       <w:proofErr w:type="spellStart"/>
@@ -644,6 +1017,16 @@
         </w:rPr>
         <w:t xml:space="preserve"> by over-concentration of power. </w:t>
       </w:r>
+    </w:p>
+    <w:p>
+      <w:pPr>
+        <w:jc w:val="both"/>
+        <w:rPr>
+          <w:rFonts w:ascii="Times New Roman" w:hAnsi="Times New Roman" w:cs="Times New Roman"/>
+          <w:sz w:val="24"/>
+          <w:szCs w:val="24"/>
+        </w:rPr>
+      </w:pPr>
     </w:p>
     <w:sectPr>
       <w:pgSz w:w="12240" w:h="15840"/>
@@ -656,7 +1039,7 @@
 </file>
 
 <file path=word/numbering.xml><?xml version="1.0" encoding="utf-8"?>
-<w:numbering xmlns:wpc="http://schemas.microsoft.com/office/word/2010/wordprocessingCanvas" xmlns:cx="http://schemas.microsoft.com/office/drawing/2014/chartex" xmlns:cx1="http://schemas.microsoft.com/office/drawing/2015/9/8/chartex" xmlns:cx2="http://schemas.microsoft.com/office/drawing/2015/10/21/chartex" xmlns:cx3="http://schemas.microsoft.com/office/drawing/2016/5/9/chartex" xmlns:cx4="http://schemas.microsoft.com/office/drawing/2016/5/10/chartex" xmlns:cx5="http://schemas.microsoft.com/office/drawing/2016/5/11/chartex" xmlns:cx6="http://schemas.microsoft.com/office/drawing/2016/5/12/chartex" xmlns:cx7="http://schemas.microsoft.com/office/drawing/2016/5/13/chartex" xmlns:cx8="http://schemas.microsoft.com/office/drawing/2016/5/14/chartex" xmlns:mc="http://schemas.openxmlformats.org/markup-compatibility/2006" xmlns:aink="http://schemas.microsoft.com/office/drawing/2016/ink" xmlns:am3d="http://schemas.microsoft.com/office/drawing/2017/model3d" xmlns:o="urn:schemas-microsoft-com:office:office" xmlns:oel="http://schemas.microsoft.com/office/2019/extlst" xmlns:r="http://schemas.openxmlformats.org/officeDocument/2006/relationships" xmlns:m="http://schemas.openxmlformats.org/officeDocument/2006/math" xmlns:v="urn:schemas-microsoft-com:vml" xmlns:wp14="http://schemas.microsoft.com/office/word/2010/wordprocessingDrawing" xmlns:wp="http://schemas.openxmlformats.org/drawingml/2006/wordprocessingDrawing" xmlns:w10="urn:schemas-microsoft-com:office:word" xmlns:w="http://schemas.openxmlformats.org/wordprocessingml/2006/main" xmlns:w14="http://schemas.microsoft.com/office/word/2010/wordml" xmlns:w15="http://schemas.microsoft.com/office/word/2012/wordml" xmlns:w16cex="http://schemas.microsoft.com/office/word/2018/wordml/cex" xmlns:w16cid="http://schemas.microsoft.com/office/word/2016/wordml/cid" xmlns:w16="http://schemas.microsoft.com/office/word/2018/wordml" xmlns:w16sdtdh="http://schemas.microsoft.com/office/word/2020/wordml/sdtdatahash" xmlns:w16se="http://schemas.microsoft.com/office/word/2015/wordml/symex" xmlns:wpg="http://schemas.microsoft.com/office/word/2010/wordprocessingGroup" xmlns:wpi="http://schemas.microsoft.com/office/word/2010/wordprocessingInk" xmlns:wne="http://schemas.microsoft.com/office/word/2006/wordml" xmlns:wps="http://schemas.microsoft.com/office/word/2010/wordprocessingShape" mc:Ignorable="w14 w15 w16se w16cid w16 w16cex w16sdtdh wp14">
+<w:numbering xmlns:wpc="http://schemas.microsoft.com/office/word/2010/wordprocessingCanvas" xmlns:cx="http://schemas.microsoft.com/office/drawing/2014/chartex" xmlns:cx1="http://schemas.microsoft.com/office/drawing/2015/9/8/chartex" xmlns:cx2="http://schemas.microsoft.com/office/drawing/2015/10/21/chartex" xmlns:cx3="http://schemas.microsoft.com/office/drawing/2016/5/9/chartex" xmlns:cx4="http://schemas.microsoft.com/office/drawing/2016/5/10/chartex" xmlns:cx5="http://schemas.microsoft.com/office/drawing/2016/5/11/chartex" xmlns:cx6="http://schemas.microsoft.com/office/drawing/2016/5/12/chartex" xmlns:cx7="http://schemas.microsoft.com/office/drawing/2016/5/13/chartex" xmlns:cx8="http://schemas.microsoft.com/office/drawing/2016/5/14/chartex" xmlns:mc="http://schemas.openxmlformats.org/markup-compatibility/2006" xmlns:aink="http://schemas.microsoft.com/office/drawing/2016/ink" xmlns:am3d="http://schemas.microsoft.com/office/drawing/2017/model3d" xmlns:o="urn:schemas-microsoft-com:office:office" xmlns:oel="http://schemas.microsoft.com/office/2019/extlst" xmlns:r="http://schemas.openxmlformats.org/officeDocument/2006/relationships" xmlns:m="http://schemas.openxmlformats.org/officeDocument/2006/math" xmlns:v="urn:schemas-microsoft-com:vml" xmlns:wp14="http://schemas.microsoft.com/office/word/2010/wordprocessingDrawing" xmlns:wp="http://schemas.openxmlformats.org/drawingml/2006/wordprocessingDrawing" xmlns:w10="urn:schemas-microsoft-com:office:word" xmlns:w="http://schemas.openxmlformats.org/wordprocessingml/2006/main" xmlns:w14="http://schemas.microsoft.com/office/word/2010/wordml" xmlns:w15="http://schemas.microsoft.com/office/word/2012/wordml" xmlns:w16cex="http://schemas.microsoft.com/office/word/2018/wordml/cex" xmlns:w16cid="http://schemas.microsoft.com/office/word/2016/wordml/cid" xmlns:w16="http://schemas.microsoft.com/office/word/2018/wordml" xmlns:w16du="http://schemas.microsoft.com/office/word/2023/wordml/word16du" xmlns:w16sdtdh="http://schemas.microsoft.com/office/word/2020/wordml/sdtdatahash" xmlns:w16sdtfl="http://schemas.microsoft.com/office/word/2024/wordml/sdtformatlock" xmlns:w16se="http://schemas.microsoft.com/office/word/2015/wordml/symex" xmlns:wpg="http://schemas.microsoft.com/office/word/2010/wordprocessingGroup" xmlns:wpi="http://schemas.microsoft.com/office/word/2010/wordprocessingInk" xmlns:wne="http://schemas.microsoft.com/office/word/2006/wordml" xmlns:wps="http://schemas.microsoft.com/office/word/2010/wordprocessingShape" mc:Ignorable="w14 w15 w16se w16cid w16 w16cex w16sdtdh w16sdtfl w16du wp14">
   <w:abstractNum w:abstractNumId="0" w15:restartNumberingAfterBreak="0">
     <w:nsid w:val="0712770E"/>
     <w:multiLevelType w:val="hybridMultilevel"/>
@@ -753,7 +1136,7 @@
 </file>
 
 <file path=word/styles.xml><?xml version="1.0" encoding="utf-8"?>
-<w:styles xmlns:mc="http://schemas.openxmlformats.org/markup-compatibility/2006" xmlns:r="http://schemas.openxmlformats.org/officeDocument/2006/relationships" xmlns:w="http://schemas.openxmlformats.org/wordprocessingml/2006/main" xmlns:w14="http://schemas.microsoft.com/office/word/2010/wordml" xmlns:w15="http://schemas.microsoft.com/office/word/2012/wordml" xmlns:w16cex="http://schemas.microsoft.com/office/word/2018/wordml/cex" xmlns:w16cid="http://schemas.microsoft.com/office/word/2016/wordml/cid" xmlns:w16="http://schemas.microsoft.com/office/word/2018/wordml" xmlns:w16sdtdh="http://schemas.microsoft.com/office/word/2020/wordml/sdtdatahash" xmlns:w16se="http://schemas.microsoft.com/office/word/2015/wordml/symex" mc:Ignorable="w14 w15 w16se w16cid w16 w16cex w16sdtdh">
+<w:styles xmlns:mc="http://schemas.openxmlformats.org/markup-compatibility/2006" xmlns:r="http://schemas.openxmlformats.org/officeDocument/2006/relationships" xmlns:w="http://schemas.openxmlformats.org/wordprocessingml/2006/main" xmlns:w14="http://schemas.microsoft.com/office/word/2010/wordml" xmlns:w15="http://schemas.microsoft.com/office/word/2012/wordml" xmlns:w16cex="http://schemas.microsoft.com/office/word/2018/wordml/cex" xmlns:w16cid="http://schemas.microsoft.com/office/word/2016/wordml/cid" xmlns:w16="http://schemas.microsoft.com/office/word/2018/wordml" xmlns:w16du="http://schemas.microsoft.com/office/word/2023/wordml/word16du" xmlns:w16sdtdh="http://schemas.microsoft.com/office/word/2020/wordml/sdtdatahash" xmlns:w16sdtfl="http://schemas.microsoft.com/office/word/2024/wordml/sdtformatlock" xmlns:w16se="http://schemas.microsoft.com/office/word/2015/wordml/symex" mc:Ignorable="w14 w15 w16se w16cid w16 w16cex w16sdtdh w16sdtfl w16du">
   <w:docDefaults>
     <w:rPrDefault>
       <w:rPr>
@@ -1478,26 +1861,6 @@
 </file>
 
 <file path=customXml/item1.xml><?xml version="1.0" encoding="utf-8"?>
-<?mso-contentType ?>
-<FormTemplates xmlns="http://schemas.microsoft.com/sharepoint/v3/contenttype/forms">
-  <Display>DocumentLibraryForm</Display>
-  <Edit>DocumentLibraryForm</Edit>
-  <New>DocumentLibraryForm</New>
-</FormTemplates>
-</file>
-
-<file path=customXml/item2.xml><?xml version="1.0" encoding="utf-8"?>
-<p:properties xmlns:p="http://schemas.microsoft.com/office/2006/metadata/properties" xmlns:xsi="http://www.w3.org/2001/XMLSchema-instance" xmlns:pc="http://schemas.microsoft.com/office/infopath/2007/PartnerControls">
-  <documentManagement>
-    <lcf76f155ced4ddcb4097134ff3c332f xmlns="af9e3d1a-cc95-4998-90e1-b3f75a4c15ea">
-      <Terms xmlns="http://schemas.microsoft.com/office/infopath/2007/PartnerControls"/>
-    </lcf76f155ced4ddcb4097134ff3c332f>
-    <TaxCatchAll xmlns="9eae4e7b-3eeb-4906-b09d-5f5d6ba8b593" xsi:nil="true"/>
-  </documentManagement>
-</p:properties>
-</file>
-
-<file path=customXml/item3.xml><?xml version="1.0" encoding="utf-8"?>
 <ct:contentTypeSchema xmlns:ct="http://schemas.microsoft.com/office/2006/metadata/contentType" xmlns:ma="http://schemas.microsoft.com/office/2006/metadata/properties/metaAttributes" ct:_="" ma:_="" ma:contentTypeName="Dokument" ma:contentTypeID="0x01010076DE9CBEC33815469C57F2B56138227D" ma:contentTypeVersion="11" ma:contentTypeDescription="Kreiraj novi dokument." ma:contentTypeScope="" ma:versionID="ba6d6e682e775fe4c0ff5b214768b0fd">
   <xsd:schema xmlns:xsd="http://www.w3.org/2001/XMLSchema" xmlns:xs="http://www.w3.org/2001/XMLSchema" xmlns:p="http://schemas.microsoft.com/office/2006/metadata/properties" xmlns:ns2="af9e3d1a-cc95-4998-90e1-b3f75a4c15ea" xmlns:ns3="9eae4e7b-3eeb-4906-b09d-5f5d6ba8b593" targetNamespace="http://schemas.microsoft.com/office/2006/metadata/properties" ma:root="true" ma:fieldsID="f0a215c268fa00a372eb7155593d72e5" ns2:_="" ns3:_="">
     <xsd:import namespace="af9e3d1a-cc95-4998-90e1-b3f75a4c15ea"/>
@@ -1692,10 +2055,41 @@
 </ct:contentTypeSchema>
 </file>
 
+<file path=customXml/item2.xml><?xml version="1.0" encoding="utf-8"?>
+<p:properties xmlns:p="http://schemas.microsoft.com/office/2006/metadata/properties" xmlns:xsi="http://www.w3.org/2001/XMLSchema-instance" xmlns:pc="http://schemas.microsoft.com/office/infopath/2007/PartnerControls">
+  <documentManagement>
+    <lcf76f155ced4ddcb4097134ff3c332f xmlns="af9e3d1a-cc95-4998-90e1-b3f75a4c15ea">
+      <Terms xmlns="http://schemas.microsoft.com/office/infopath/2007/PartnerControls"/>
+    </lcf76f155ced4ddcb4097134ff3c332f>
+    <TaxCatchAll xmlns="9eae4e7b-3eeb-4906-b09d-5f5d6ba8b593" xsi:nil="true"/>
+  </documentManagement>
+</p:properties>
+</file>
+
+<file path=customXml/item3.xml><?xml version="1.0" encoding="utf-8"?>
+<?mso-contentType ?>
+<FormTemplates xmlns="http://schemas.microsoft.com/sharepoint/v3/contenttype/forms">
+  <Display>DocumentLibraryForm</Display>
+  <Edit>DocumentLibraryForm</Edit>
+  <New>DocumentLibraryForm</New>
+</FormTemplates>
+</file>
+
 <file path=customXml/itemProps1.xml><?xml version="1.0" encoding="utf-8"?>
-<ds:datastoreItem xmlns:ds="http://schemas.openxmlformats.org/officeDocument/2006/customXml" ds:itemID="{B26486BB-BEBC-4E9D-B70B-165FA9C3257B}">
+<ds:datastoreItem xmlns:ds="http://schemas.openxmlformats.org/officeDocument/2006/customXml" ds:itemID="{620CFA0D-159C-4556-91C1-A9B7F5ECF0FC}">
   <ds:schemaRefs>
-    <ds:schemaRef ds:uri="http://schemas.microsoft.com/sharepoint/v3/contenttype/forms"/>
+    <ds:schemaRef ds:uri="http://schemas.microsoft.com/office/2006/metadata/contentType"/>
+    <ds:schemaRef ds:uri="http://schemas.microsoft.com/office/2006/metadata/properties/metaAttributes"/>
+    <ds:schemaRef ds:uri="http://www.w3.org/2001/XMLSchema"/>
+    <ds:schemaRef ds:uri="http://schemas.microsoft.com/office/2006/metadata/properties"/>
+    <ds:schemaRef ds:uri="af9e3d1a-cc95-4998-90e1-b3f75a4c15ea"/>
+    <ds:schemaRef ds:uri="9eae4e7b-3eeb-4906-b09d-5f5d6ba8b593"/>
+    <ds:schemaRef ds:uri="http://schemas.microsoft.com/office/2006/documentManagement/types"/>
+    <ds:schemaRef ds:uri="http://schemas.microsoft.com/office/infopath/2007/PartnerControls"/>
+    <ds:schemaRef ds:uri="http://schemas.openxmlformats.org/package/2006/metadata/core-properties"/>
+    <ds:schemaRef ds:uri="http://purl.org/dc/elements/1.1/"/>
+    <ds:schemaRef ds:uri="http://purl.org/dc/terms/"/>
+    <ds:schemaRef ds:uri="http://schemas.microsoft.com/internal/obd"/>
   </ds:schemaRefs>
 </ds:datastoreItem>
 </file>
@@ -1704,24 +2098,17 @@
 <ds:datastoreItem xmlns:ds="http://schemas.openxmlformats.org/officeDocument/2006/customXml" ds:itemID="{A3A9BFA7-C3F0-40D0-A364-5EB273F83BE0}">
   <ds:schemaRefs>
     <ds:schemaRef ds:uri="http://schemas.microsoft.com/office/2006/metadata/properties"/>
-    <ds:schemaRef ds:uri="http://www.w3.org/2000/xmlns/"/>
+    <ds:schemaRef ds:uri="http://schemas.microsoft.com/office/infopath/2007/PartnerControls"/>
     <ds:schemaRef ds:uri="af9e3d1a-cc95-4998-90e1-b3f75a4c15ea"/>
-    <ds:schemaRef ds:uri="http://schemas.microsoft.com/office/infopath/2007/PartnerControls"/>
     <ds:schemaRef ds:uri="9eae4e7b-3eeb-4906-b09d-5f5d6ba8b593"/>
-    <ds:schemaRef ds:uri="http://www.w3.org/2001/XMLSchema-instance"/>
   </ds:schemaRefs>
 </ds:datastoreItem>
 </file>
 
 <file path=customXml/itemProps3.xml><?xml version="1.0" encoding="utf-8"?>
-<ds:datastoreItem xmlns:ds="http://schemas.openxmlformats.org/officeDocument/2006/customXml" ds:itemID="{620CFA0D-159C-4556-91C1-A9B7F5ECF0FC}">
+<ds:datastoreItem xmlns:ds="http://schemas.openxmlformats.org/officeDocument/2006/customXml" ds:itemID="{B26486BB-BEBC-4E9D-B70B-165FA9C3257B}">
   <ds:schemaRefs>
-    <ds:schemaRef ds:uri="http://schemas.microsoft.com/office/2006/metadata/contentType"/>
-    <ds:schemaRef ds:uri="http://schemas.microsoft.com/office/2006/metadata/properties/metaAttributes"/>
-    <ds:schemaRef ds:uri="http://www.w3.org/2000/xmlns/"/>
-    <ds:schemaRef ds:uri="http://www.w3.org/2001/XMLSchema"/>
-    <ds:schemaRef ds:uri="af9e3d1a-cc95-4998-90e1-b3f75a4c15ea"/>
-    <ds:schemaRef ds:uri="9eae4e7b-3eeb-4906-b09d-5f5d6ba8b593"/>
+    <ds:schemaRef ds:uri="http://schemas.microsoft.com/sharepoint/v3/contenttype/forms"/>
   </ds:schemaRefs>
 </ds:datastoreItem>
 </file>